--- a/report/MIT 805 Big Data Project Part 1 Report.docx
+++ b/report/MIT 805 Big Data Project Part 1 Report.docx
@@ -1963,30 +1963,6 @@
     </w:p>
     <w:p>
       <w:pPr>
-        <w:spacing w:line="240" w:lineRule="auto"/>
-        <w:rPr>
-          <w:rFonts w:ascii="Arial" w:hAnsi="Arial" w:cs="Arial"/>
-          <w:b/>
-          <w:bCs/>
-          <w:sz w:val="22"/>
-          <w:szCs w:val="22"/>
-          <w:lang w:val="en-US"/>
-        </w:rPr>
-      </w:pPr>
-    </w:p>
-    <w:p>
-      <w:pPr>
-        <w:spacing w:line="240" w:lineRule="auto"/>
-        <w:rPr>
-          <w:rFonts w:ascii="Arial" w:hAnsi="Arial" w:cs="Arial"/>
-          <w:sz w:val="22"/>
-          <w:szCs w:val="22"/>
-          <w:lang w:val="en-US"/>
-        </w:rPr>
-      </w:pPr>
-    </w:p>
-    <w:p>
-      <w:pPr>
         <w:pStyle w:val="ListParagraph"/>
         <w:numPr>
           <w:ilvl w:val="0"/>
@@ -2013,6 +1989,7 @@
           <w:u w:val="single"/>
           <w:lang w:val="en-US"/>
         </w:rPr>
+        <w:lastRenderedPageBreak/>
         <w:t>Discussion of 7 Vs</w:t>
       </w:r>
     </w:p>
@@ -2857,6 +2834,13 @@
     <w:p>
       <w:pPr>
         <w:spacing w:line="240" w:lineRule="auto"/>
+        <w:rPr>
+          <w:lang w:val="en-US"/>
+        </w:rPr>
+      </w:pPr>
+    </w:p>
+    <w:p>
+      <w:pPr>
         <w:rPr>
           <w:lang w:val="en-US"/>
         </w:rPr>
@@ -5385,11 +5369,11 @@
   <w:rsids>
     <w:rsidRoot w:val="009A76AC"/>
     <w:rsid w:val="008D14F5"/>
+    <w:rsid w:val="00916BFA"/>
     <w:rsid w:val="009A76AC"/>
     <w:rsid w:val="00C064AF"/>
     <w:rsid w:val="00D75AC7"/>
     <w:rsid w:val="00DE5712"/>
-    <w:rsid w:val="00F62305"/>
   </w:rsids>
   <m:mathPr>
     <m:mathFont m:val="Cambria Math"/>

--- a/report/MIT 805 Big Data Project Part 1 Report.docx
+++ b/report/MIT 805 Big Data Project Part 1 Report.docx
@@ -192,7 +192,6 @@
             <w:docPart w:val="DefaultPlaceholder_-1854013440"/>
           </w:placeholder>
         </w:sdtPr>
-        <w:sdtEndPr/>
         <w:sdtContent>
           <w:r>
             <w:rPr>
@@ -302,7 +301,18 @@
           <w:szCs w:val="22"/>
           <w:u w:val="single"/>
         </w:rPr>
-        <w:t>Dataset size and characteristics</w:t>
+        <w:t>Dat</w:t>
+      </w:r>
+      <w:r>
+        <w:rPr>
+          <w:rFonts w:ascii="Arial" w:hAnsi="Arial" w:cs="Arial"/>
+          <w:b/>
+          <w:bCs/>
+          <w:sz w:val="22"/>
+          <w:szCs w:val="22"/>
+          <w:u w:val="single"/>
+        </w:rPr>
+        <w:t>aset size and characteristics</w:t>
       </w:r>
     </w:p>
     <w:p>
@@ -831,7 +841,25 @@
           <w:szCs w:val="22"/>
           <w:lang w:val="en-US"/>
         </w:rPr>
-        <w:t>, original image [width &amp; height</w:t>
+        <w:t xml:space="preserve">, original image [width </w:t>
+      </w:r>
+      <w:r>
+        <w:rPr>
+          <w:rFonts w:ascii="Arial" w:hAnsi="Arial" w:cs="Arial"/>
+          <w:sz w:val="22"/>
+          <w:szCs w:val="22"/>
+          <w:lang w:val="en-US"/>
+        </w:rPr>
+        <w:t>x</w:t>
+      </w:r>
+      <w:r>
+        <w:rPr>
+          <w:rFonts w:ascii="Arial" w:hAnsi="Arial" w:cs="Arial"/>
+          <w:sz w:val="22"/>
+          <w:szCs w:val="22"/>
+          <w:lang w:val="en-US"/>
+        </w:rPr>
+        <w:t xml:space="preserve"> height</w:t>
       </w:r>
       <w:r>
         <w:rPr>
@@ -957,7 +985,25 @@
           <w:szCs w:val="22"/>
           <w:lang w:val="en-US"/>
         </w:rPr>
-        <w:t xml:space="preserve"> and duplicates. We found that there were missing values </w:t>
+        <w:t xml:space="preserve"> and duplicates. We found that there were </w:t>
+      </w:r>
+      <w:r>
+        <w:rPr>
+          <w:rFonts w:ascii="Arial" w:hAnsi="Arial" w:cs="Arial"/>
+          <w:sz w:val="22"/>
+          <w:szCs w:val="22"/>
+          <w:lang w:val="en-US"/>
+        </w:rPr>
+        <w:t xml:space="preserve">no </w:t>
+      </w:r>
+      <w:r>
+        <w:rPr>
+          <w:rFonts w:ascii="Arial" w:hAnsi="Arial" w:cs="Arial"/>
+          <w:sz w:val="22"/>
+          <w:szCs w:val="22"/>
+          <w:lang w:val="en-US"/>
+        </w:rPr>
+        <w:t xml:space="preserve">missing values </w:t>
       </w:r>
       <w:r>
         <w:rPr>
@@ -1011,16 +1057,43 @@
           <w:szCs w:val="22"/>
           <w:lang w:val="en-US"/>
         </w:rPr>
-        <w:t>influence analysis outcomes</w:t>
-      </w:r>
-      <w:r>
-        <w:rPr>
-          <w:rFonts w:ascii="Arial" w:hAnsi="Arial" w:cs="Arial"/>
-          <w:sz w:val="22"/>
-          <w:szCs w:val="22"/>
-          <w:lang w:val="en-US"/>
-        </w:rPr>
-        <w:t xml:space="preserve"> therefore class imbalance needs to be considered when working with this data.</w:t>
+        <w:t xml:space="preserve">influence analysis </w:t>
+      </w:r>
+      <w:r>
+        <w:rPr>
+          <w:rFonts w:ascii="Arial" w:hAnsi="Arial" w:cs="Arial"/>
+          <w:sz w:val="22"/>
+          <w:szCs w:val="22"/>
+          <w:lang w:val="en-US"/>
+        </w:rPr>
+        <w:t>outcomes;</w:t>
+      </w:r>
+      <w:r>
+        <w:rPr>
+          <w:rFonts w:ascii="Arial" w:hAnsi="Arial" w:cs="Arial"/>
+          <w:sz w:val="22"/>
+          <w:szCs w:val="22"/>
+          <w:lang w:val="en-US"/>
+        </w:rPr>
+        <w:t xml:space="preserve"> therefore</w:t>
+      </w:r>
+      <w:r>
+        <w:rPr>
+          <w:rFonts w:ascii="Arial" w:hAnsi="Arial" w:cs="Arial"/>
+          <w:sz w:val="22"/>
+          <w:szCs w:val="22"/>
+          <w:lang w:val="en-US"/>
+        </w:rPr>
+        <w:t>,</w:t>
+      </w:r>
+      <w:r>
+        <w:rPr>
+          <w:rFonts w:ascii="Arial" w:hAnsi="Arial" w:cs="Arial"/>
+          <w:sz w:val="22"/>
+          <w:szCs w:val="22"/>
+          <w:lang w:val="en-US"/>
+        </w:rPr>
+        <w:t xml:space="preserve"> class imbalance needs to be considered when working with this data.</w:t>
       </w:r>
       <w:r>
         <w:rPr>
@@ -1165,7 +1238,25 @@
           <w:szCs w:val="22"/>
           <w:lang w:val="en-US"/>
         </w:rPr>
-        <w:t xml:space="preserve">loratory data analysis was performed to understand the patterns </w:t>
+        <w:t xml:space="preserve">loratory data analysis </w:t>
+      </w:r>
+      <w:r>
+        <w:rPr>
+          <w:rFonts w:ascii="Arial" w:hAnsi="Arial" w:cs="Arial"/>
+          <w:sz w:val="22"/>
+          <w:szCs w:val="22"/>
+          <w:lang w:val="en-US"/>
+        </w:rPr>
+        <w:t xml:space="preserve">(EDA) </w:t>
+      </w:r>
+      <w:r>
+        <w:rPr>
+          <w:rFonts w:ascii="Arial" w:hAnsi="Arial" w:cs="Arial"/>
+          <w:sz w:val="22"/>
+          <w:szCs w:val="22"/>
+          <w:lang w:val="en-US"/>
+        </w:rPr>
+        <w:t xml:space="preserve">was performed to understand the patterns </w:t>
       </w:r>
       <w:r>
         <w:rPr>
@@ -1252,15 +1343,15 @@
           <w:szCs w:val="22"/>
           <w:lang w:val="en-US"/>
         </w:rPr>
-      </w:r>
-      <w:r>
-        <w:rPr>
-          <w:rFonts w:ascii="Arial" w:hAnsi="Arial" w:cs="Arial"/>
-          <w:sz w:val="22"/>
-          <w:szCs w:val="22"/>
-          <w:lang w:val="en-US"/>
-        </w:rPr>
         <w:instrText xml:space="preserve"> \* MERGEFORMAT </w:instrText>
+      </w:r>
+      <w:r>
+        <w:rPr>
+          <w:rFonts w:ascii="Arial" w:hAnsi="Arial" w:cs="Arial"/>
+          <w:sz w:val="22"/>
+          <w:szCs w:val="22"/>
+          <w:lang w:val="en-US"/>
+        </w:rPr>
       </w:r>
       <w:r>
         <w:rPr>
@@ -1310,54 +1401,43 @@
           <w:szCs w:val="22"/>
           <w:lang w:val="en-US"/>
         </w:rPr>
+        <w:t>,</w:t>
+      </w:r>
+      <w:r>
+        <w:rPr>
+          <w:rFonts w:ascii="Arial" w:hAnsi="Arial" w:cs="Arial"/>
+          <w:sz w:val="22"/>
+          <w:szCs w:val="22"/>
+          <w:lang w:val="en-US"/>
+        </w:rPr>
+        <w:t xml:space="preserve"> i</w:t>
+      </w:r>
+      <w:r>
+        <w:rPr>
+          <w:rFonts w:ascii="Arial" w:hAnsi="Arial" w:cs="Arial"/>
+          <w:sz w:val="22"/>
+          <w:szCs w:val="22"/>
+          <w:lang w:val="en-US"/>
+        </w:rPr>
+        <w:t>t is clear that</w:t>
+      </w:r>
+      <w:r>
+        <w:rPr>
+          <w:rFonts w:ascii="Arial" w:hAnsi="Arial" w:cs="Arial"/>
+          <w:sz w:val="22"/>
+          <w:szCs w:val="22"/>
+          <w:lang w:val="en-US"/>
+        </w:rPr>
         <w:t xml:space="preserve"> </w:t>
       </w:r>
-      <w:proofErr w:type="gramStart"/>
-      <w:r>
-        <w:rPr>
-          <w:rFonts w:ascii="Arial" w:hAnsi="Arial" w:cs="Arial"/>
-          <w:sz w:val="22"/>
-          <w:szCs w:val="22"/>
-          <w:lang w:val="en-US"/>
-        </w:rPr>
-        <w:t>i</w:t>
-      </w:r>
-      <w:r>
-        <w:rPr>
-          <w:rFonts w:ascii="Arial" w:hAnsi="Arial" w:cs="Arial"/>
-          <w:sz w:val="22"/>
-          <w:szCs w:val="22"/>
-          <w:lang w:val="en-US"/>
-        </w:rPr>
-        <w:t>t is clear that</w:t>
-      </w:r>
-      <w:r>
-        <w:rPr>
-          <w:rFonts w:ascii="Arial" w:hAnsi="Arial" w:cs="Arial"/>
-          <w:sz w:val="22"/>
-          <w:szCs w:val="22"/>
-          <w:lang w:val="en-US"/>
-        </w:rPr>
-        <w:t xml:space="preserve"> </w:t>
-      </w:r>
-      <w:r>
-        <w:rPr>
-          <w:rFonts w:ascii="Arial" w:hAnsi="Arial" w:cs="Arial"/>
-          <w:sz w:val="22"/>
-          <w:szCs w:val="22"/>
-          <w:lang w:val="en-US"/>
-        </w:rPr>
-        <w:t>the</w:t>
-      </w:r>
-      <w:proofErr w:type="gramEnd"/>
-      <w:r>
-        <w:rPr>
-          <w:rFonts w:ascii="Arial" w:hAnsi="Arial" w:cs="Arial"/>
-          <w:sz w:val="22"/>
-          <w:szCs w:val="22"/>
-          <w:lang w:val="en-US"/>
-        </w:rPr>
-        <w:t xml:space="preserve"> working dataset contains a wide</w:t>
+      <w:r>
+        <w:rPr>
+          <w:rFonts w:ascii="Arial" w:hAnsi="Arial" w:cs="Arial"/>
+          <w:sz w:val="22"/>
+          <w:szCs w:val="22"/>
+          <w:lang w:val="en-US"/>
+        </w:rPr>
+        <w:t>the working dataset contains a wide</w:t>
       </w:r>
       <w:r>
         <w:rPr>
@@ -1464,7 +1544,7 @@
           <w:szCs w:val="22"/>
           <w:lang w:val="en-US"/>
         </w:rPr>
-        <w:instrText xml:space="preserve"> REF _Ref239166738 \h </w:instrText>
+        <w:instrText xml:space="preserve"> REF _Ref239166738 \h  \* MERGEFORMAT </w:instrText>
       </w:r>
       <w:r>
         <w:rPr>
@@ -1475,17 +1555,6 @@
           <w:szCs w:val="22"/>
           <w:lang w:val="en-US"/>
         </w:rPr>
-      </w:r>
-      <w:r>
-        <w:rPr>
-          <w:rFonts w:ascii="Arial" w:hAnsi="Arial" w:cs="Arial"/>
-          <w:i/>
-          <w:iCs/>
-          <w:sz w:val="22"/>
-          <w:szCs w:val="22"/>
-          <w:lang w:val="en-US"/>
-        </w:rPr>
-        <w:instrText xml:space="preserve"> \* MERGEFORMAT </w:instrText>
       </w:r>
       <w:r>
         <w:rPr>
@@ -1504,23 +1573,7 @@
           <w:iCs/>
           <w:color w:val="000000" w:themeColor="text1"/>
         </w:rPr>
-        <w:t>Figu</w:t>
-      </w:r>
-      <w:r>
-        <w:rPr>
-          <w:i/>
-          <w:iCs/>
-          <w:color w:val="000000" w:themeColor="text1"/>
-        </w:rPr>
-        <w:t>r</w:t>
-      </w:r>
-      <w:r>
-        <w:rPr>
-          <w:i/>
-          <w:iCs/>
-          <w:color w:val="000000" w:themeColor="text1"/>
-        </w:rPr>
-        <w:t xml:space="preserve">e </w:t>
+        <w:t xml:space="preserve">Figure </w:t>
       </w:r>
       <w:r>
         <w:rPr>
@@ -1585,25 +1638,97 @@
           <w:szCs w:val="22"/>
           <w:lang w:val="en-US"/>
         </w:rPr>
-        <w:t>s disease label, followed by Infiltration, effusion</w:t>
-      </w:r>
-      <w:r>
-        <w:rPr>
-          <w:rFonts w:ascii="Arial" w:hAnsi="Arial" w:cs="Arial"/>
-          <w:sz w:val="22"/>
-          <w:szCs w:val="22"/>
-          <w:lang w:val="en-US"/>
-        </w:rPr>
-        <w:t xml:space="preserve"> and atelectasis which are common diseases represented in the images</w:t>
-      </w:r>
-      <w:r>
-        <w:rPr>
-          <w:rFonts w:ascii="Arial" w:hAnsi="Arial" w:cs="Arial"/>
-          <w:sz w:val="22"/>
-          <w:szCs w:val="22"/>
-          <w:lang w:val="en-US"/>
-        </w:rPr>
-        <w:t>. Edema, pneumonia and Hernia are the least common diseases represented in</w:t>
+        <w:t xml:space="preserve">s disease label, followed by Infiltration, </w:t>
+      </w:r>
+      <w:r>
+        <w:rPr>
+          <w:rFonts w:ascii="Arial" w:hAnsi="Arial" w:cs="Arial"/>
+          <w:sz w:val="22"/>
+          <w:szCs w:val="22"/>
+          <w:lang w:val="en-US"/>
+        </w:rPr>
+        <w:t>E</w:t>
+      </w:r>
+      <w:r>
+        <w:rPr>
+          <w:rFonts w:ascii="Arial" w:hAnsi="Arial" w:cs="Arial"/>
+          <w:sz w:val="22"/>
+          <w:szCs w:val="22"/>
+          <w:lang w:val="en-US"/>
+        </w:rPr>
+        <w:t>ffusion</w:t>
+      </w:r>
+      <w:r>
+        <w:rPr>
+          <w:rFonts w:ascii="Arial" w:hAnsi="Arial" w:cs="Arial"/>
+          <w:sz w:val="22"/>
+          <w:szCs w:val="22"/>
+          <w:lang w:val="en-US"/>
+        </w:rPr>
+        <w:t xml:space="preserve"> and </w:t>
+      </w:r>
+      <w:r>
+        <w:rPr>
+          <w:rFonts w:ascii="Arial" w:hAnsi="Arial" w:cs="Arial"/>
+          <w:sz w:val="22"/>
+          <w:szCs w:val="22"/>
+          <w:lang w:val="en-US"/>
+        </w:rPr>
+        <w:t>A</w:t>
+      </w:r>
+      <w:r>
+        <w:rPr>
+          <w:rFonts w:ascii="Arial" w:hAnsi="Arial" w:cs="Arial"/>
+          <w:sz w:val="22"/>
+          <w:szCs w:val="22"/>
+          <w:lang w:val="en-US"/>
+        </w:rPr>
+        <w:t>telectasis</w:t>
+      </w:r>
+      <w:r>
+        <w:rPr>
+          <w:rFonts w:ascii="Arial" w:hAnsi="Arial" w:cs="Arial"/>
+          <w:sz w:val="22"/>
+          <w:szCs w:val="22"/>
+          <w:lang w:val="en-US"/>
+        </w:rPr>
+        <w:t>,</w:t>
+      </w:r>
+      <w:r>
+        <w:rPr>
+          <w:rFonts w:ascii="Arial" w:hAnsi="Arial" w:cs="Arial"/>
+          <w:sz w:val="22"/>
+          <w:szCs w:val="22"/>
+          <w:lang w:val="en-US"/>
+        </w:rPr>
+        <w:t xml:space="preserve"> which are common diseases represented in the images</w:t>
+      </w:r>
+      <w:r>
+        <w:rPr>
+          <w:rFonts w:ascii="Arial" w:hAnsi="Arial" w:cs="Arial"/>
+          <w:sz w:val="22"/>
+          <w:szCs w:val="22"/>
+          <w:lang w:val="en-US"/>
+        </w:rPr>
+        <w:t xml:space="preserve">. Edema, </w:t>
+      </w:r>
+      <w:r>
+        <w:rPr>
+          <w:rFonts w:ascii="Arial" w:hAnsi="Arial" w:cs="Arial"/>
+          <w:sz w:val="22"/>
+          <w:szCs w:val="22"/>
+          <w:lang w:val="en-US"/>
+        </w:rPr>
+        <w:t>P</w:t>
+      </w:r>
+      <w:r>
+        <w:rPr>
+          <w:rFonts w:ascii="Arial" w:hAnsi="Arial" w:cs="Arial"/>
+          <w:sz w:val="22"/>
+          <w:szCs w:val="22"/>
+          <w:lang w:val="en-US"/>
+        </w:rPr>
+        <w:t>neumonia and Hernia are the least common diseases represented in</w:t>
       </w:r>
       <w:r>
         <w:rPr>
@@ -1683,16 +1808,7 @@
           <w:szCs w:val="22"/>
           <w:lang w:val="en-US"/>
         </w:rPr>
-        <w:t>As shown in</w:t>
-      </w:r>
-      <w:r>
-        <w:rPr>
-          <w:rFonts w:ascii="Arial" w:hAnsi="Arial" w:cs="Arial"/>
-          <w:sz w:val="22"/>
-          <w:szCs w:val="22"/>
-          <w:lang w:val="en-US"/>
-        </w:rPr>
-        <w:t xml:space="preserve"> </w:t>
+        <w:t xml:space="preserve">As shown in </w:t>
       </w:r>
       <w:r>
         <w:rPr>
@@ -1725,6 +1841,7 @@
           <w:szCs w:val="22"/>
           <w:lang w:val="en-US"/>
         </w:rPr>
+        <w:instrText xml:space="preserve"> \* MERGEFORMAT </w:instrText>
       </w:r>
       <w:r>
         <w:rPr>
@@ -1735,7 +1852,6 @@
           <w:szCs w:val="22"/>
           <w:lang w:val="en-US"/>
         </w:rPr>
-        <w:instrText xml:space="preserve"> \* MERGEFORMAT </w:instrText>
       </w:r>
       <w:r>
         <w:rPr>
@@ -1754,39 +1870,7 @@
           <w:iCs/>
           <w:color w:val="000000" w:themeColor="text1"/>
         </w:rPr>
-        <w:t>Fig</w:t>
-      </w:r>
-      <w:r>
-        <w:rPr>
-          <w:i/>
-          <w:iCs/>
-          <w:color w:val="000000" w:themeColor="text1"/>
-        </w:rPr>
-        <w:t>u</w:t>
-      </w:r>
-      <w:r>
-        <w:rPr>
-          <w:i/>
-          <w:iCs/>
-          <w:color w:val="000000" w:themeColor="text1"/>
-        </w:rPr>
-        <w:t>r</w:t>
-      </w:r>
-      <w:r>
-        <w:rPr>
-          <w:i/>
-          <w:iCs/>
-          <w:color w:val="000000" w:themeColor="text1"/>
-        </w:rPr>
-        <w:t>e</w:t>
-      </w:r>
-      <w:r>
-        <w:rPr>
-          <w:i/>
-          <w:iCs/>
-          <w:color w:val="000000" w:themeColor="text1"/>
-        </w:rPr>
-        <w:t xml:space="preserve"> </w:t>
+        <w:t xml:space="preserve">Figure </w:t>
       </w:r>
       <w:r>
         <w:rPr>
@@ -1807,6 +1891,17 @@
           <w:lang w:val="en-US"/>
         </w:rPr>
         <w:fldChar w:fldCharType="end"/>
+      </w:r>
+      <w:r>
+        <w:rPr>
+          <w:rFonts w:ascii="Arial" w:hAnsi="Arial" w:cs="Arial"/>
+          <w:i/>
+          <w:iCs/>
+          <w:sz w:val="22"/>
+          <w:szCs w:val="22"/>
+          <w:lang w:val="en-US"/>
+        </w:rPr>
+        <w:t>,</w:t>
       </w:r>
       <w:r>
         <w:rPr>
@@ -2400,27 +2495,7 @@
           <w:szCs w:val="22"/>
           <w:lang w:val="en-US"/>
         </w:rPr>
-        <w:t xml:space="preserve">Image data is </w:t>
-      </w:r>
-      <w:proofErr w:type="gramStart"/>
-      <w:r>
-        <w:rPr>
-          <w:rFonts w:ascii="Arial" w:hAnsi="Arial" w:cs="Arial"/>
-          <w:sz w:val="22"/>
-          <w:szCs w:val="22"/>
-          <w:lang w:val="en-US"/>
-        </w:rPr>
-        <w:t>high dimensional</w:t>
-      </w:r>
-      <w:proofErr w:type="gramEnd"/>
-      <w:r>
-        <w:rPr>
-          <w:rFonts w:ascii="Arial" w:hAnsi="Arial" w:cs="Arial"/>
-          <w:sz w:val="22"/>
-          <w:szCs w:val="22"/>
-          <w:lang w:val="en-US"/>
-        </w:rPr>
-        <w:t xml:space="preserve"> data and the benefit of using </w:t>
+        <w:t xml:space="preserve">Image data is high dimensional data and the benefit of using </w:t>
       </w:r>
       <w:proofErr w:type="spellStart"/>
       <w:r>
@@ -2476,27 +2551,61 @@
           <w:szCs w:val="22"/>
           <w:lang w:val="en-US"/>
         </w:rPr>
-        <w:t xml:space="preserve">information that’s difficult to grasp at such large scales of data, as we can see demonstrated by the plots from our EDA. A quick glance </w:t>
-      </w:r>
-      <w:proofErr w:type="gramStart"/>
-      <w:r>
-        <w:rPr>
-          <w:rFonts w:ascii="Arial" w:hAnsi="Arial" w:cs="Arial"/>
-          <w:sz w:val="22"/>
-          <w:szCs w:val="22"/>
-          <w:lang w:val="en-US"/>
-        </w:rPr>
-        <w:t>is able to</w:t>
-      </w:r>
-      <w:proofErr w:type="gramEnd"/>
-      <w:r>
-        <w:rPr>
-          <w:rFonts w:ascii="Arial" w:hAnsi="Arial" w:cs="Arial"/>
-          <w:sz w:val="22"/>
-          <w:szCs w:val="22"/>
-          <w:lang w:val="en-US"/>
-        </w:rPr>
-        <w:t xml:space="preserve"> relay information that would otherwise be difficult to infer from the data.</w:t>
+        <w:t xml:space="preserve">information that’s difficult to grasp at such large scales of </w:t>
+      </w:r>
+      <w:r>
+        <w:rPr>
+          <w:rFonts w:ascii="Arial" w:hAnsi="Arial" w:cs="Arial"/>
+          <w:sz w:val="22"/>
+          <w:szCs w:val="22"/>
+          <w:lang w:val="en-US"/>
+        </w:rPr>
+        <w:t xml:space="preserve">raw </w:t>
+      </w:r>
+      <w:r>
+        <w:rPr>
+          <w:rFonts w:ascii="Arial" w:hAnsi="Arial" w:cs="Arial"/>
+          <w:sz w:val="22"/>
+          <w:szCs w:val="22"/>
+          <w:lang w:val="en-US"/>
+        </w:rPr>
+        <w:t xml:space="preserve">data, as we can see demonstrated by the plots from our EDA. A quick glance </w:t>
+      </w:r>
+      <w:r>
+        <w:rPr>
+          <w:rFonts w:ascii="Arial" w:hAnsi="Arial" w:cs="Arial"/>
+          <w:sz w:val="22"/>
+          <w:szCs w:val="22"/>
+          <w:lang w:val="en-US"/>
+        </w:rPr>
+        <w:t>can</w:t>
+      </w:r>
+      <w:r>
+        <w:rPr>
+          <w:rFonts w:ascii="Arial" w:hAnsi="Arial" w:cs="Arial"/>
+          <w:sz w:val="22"/>
+          <w:szCs w:val="22"/>
+          <w:lang w:val="en-US"/>
+        </w:rPr>
+        <w:t xml:space="preserve"> relay information that would otherwise be difficult to infer from </w:t>
+      </w:r>
+      <w:r>
+        <w:rPr>
+          <w:rFonts w:ascii="Arial" w:hAnsi="Arial" w:cs="Arial"/>
+          <w:sz w:val="22"/>
+          <w:szCs w:val="22"/>
+          <w:lang w:val="en-US"/>
+        </w:rPr>
+        <w:t>raw</w:t>
+      </w:r>
+      <w:r>
+        <w:rPr>
+          <w:rFonts w:ascii="Arial" w:hAnsi="Arial" w:cs="Arial"/>
+          <w:sz w:val="22"/>
+          <w:szCs w:val="22"/>
+          <w:lang w:val="en-US"/>
+        </w:rPr>
+        <w:t xml:space="preserve"> data.</w:t>
       </w:r>
       <w:r>
         <w:rPr>
@@ -2556,6 +2665,7 @@
           <w:szCs w:val="22"/>
           <w:lang w:val="en-US"/>
         </w:rPr>
+        <w:instrText xml:space="preserve"> \* MERGEFORMAT </w:instrText>
       </w:r>
       <w:r>
         <w:rPr>
@@ -2566,7 +2676,6 @@
           <w:szCs w:val="22"/>
           <w:lang w:val="en-US"/>
         </w:rPr>
-        <w:instrText xml:space="preserve"> \* MERGEFORMAT </w:instrText>
       </w:r>
       <w:r>
         <w:rPr>
@@ -2674,6 +2783,7 @@
           <w:szCs w:val="22"/>
           <w:lang w:val="en-US"/>
         </w:rPr>
+        <w:instrText xml:space="preserve"> \* MERGEFORMAT </w:instrText>
       </w:r>
       <w:r>
         <w:rPr>
@@ -2684,7 +2794,6 @@
           <w:szCs w:val="22"/>
           <w:lang w:val="en-US"/>
         </w:rPr>
-        <w:instrText xml:space="preserve"> \* MERGEFORMAT </w:instrText>
       </w:r>
       <w:r>
         <w:rPr>
@@ -2797,7 +2906,61 @@
           <w:szCs w:val="22"/>
           <w:lang w:val="en-US"/>
         </w:rPr>
-        <w:t>The societal value that would come from models trained on datasets is that it would improve patient access to radiological services. In some places, such as in rural areas, radiologists are not readily available. This would help to bridge that gap, but should ultimately not be treated as medical advice, lest finding corroborated by a specialist.</w:t>
+        <w:t xml:space="preserve">The societal value that would come from models trained on datasets is that it would improve patient access to radiological services. In places, such as in rural areas, radiologists are not readily available. </w:t>
+      </w:r>
+      <w:r>
+        <w:rPr>
+          <w:rFonts w:ascii="Arial" w:hAnsi="Arial" w:cs="Arial"/>
+          <w:sz w:val="22"/>
+          <w:szCs w:val="22"/>
+          <w:lang w:val="en-US"/>
+        </w:rPr>
+        <w:t>These types of models</w:t>
+      </w:r>
+      <w:r>
+        <w:rPr>
+          <w:rFonts w:ascii="Arial" w:hAnsi="Arial" w:cs="Arial"/>
+          <w:sz w:val="22"/>
+          <w:szCs w:val="22"/>
+          <w:lang w:val="en-US"/>
+        </w:rPr>
+        <w:t xml:space="preserve"> would help to bridge that gap, but should ultimately not be treated as medical advice, lest finding</w:t>
+      </w:r>
+      <w:r>
+        <w:rPr>
+          <w:rFonts w:ascii="Arial" w:hAnsi="Arial" w:cs="Arial"/>
+          <w:sz w:val="22"/>
+          <w:szCs w:val="22"/>
+          <w:lang w:val="en-US"/>
+        </w:rPr>
+        <w:t>s are</w:t>
+      </w:r>
+      <w:r>
+        <w:rPr>
+          <w:rFonts w:ascii="Arial" w:hAnsi="Arial" w:cs="Arial"/>
+          <w:sz w:val="22"/>
+          <w:szCs w:val="22"/>
+          <w:lang w:val="en-US"/>
+        </w:rPr>
+        <w:t xml:space="preserve"> corroborated by a </w:t>
+      </w:r>
+      <w:r>
+        <w:rPr>
+          <w:rFonts w:ascii="Arial" w:hAnsi="Arial" w:cs="Arial"/>
+          <w:sz w:val="22"/>
+          <w:szCs w:val="22"/>
+          <w:lang w:val="en-US"/>
+        </w:rPr>
+        <w:t xml:space="preserve">medical </w:t>
+      </w:r>
+      <w:r>
+        <w:rPr>
+          <w:rFonts w:ascii="Arial" w:hAnsi="Arial" w:cs="Arial"/>
+          <w:sz w:val="22"/>
+          <w:szCs w:val="22"/>
+          <w:lang w:val="en-US"/>
+        </w:rPr>
+        <w:t>specialist.</w:t>
       </w:r>
     </w:p>
     <w:p>
@@ -2812,23 +2975,72 @@
           <w:lang w:val="en-US"/>
         </w:rPr>
       </w:pPr>
-      <w:r>
-        <w:rPr>
-          <w:rFonts w:ascii="Arial" w:hAnsi="Arial" w:cs="Arial"/>
-          <w:sz w:val="22"/>
-          <w:szCs w:val="22"/>
-          <w:lang w:val="en-US"/>
-        </w:rPr>
-        <w:t xml:space="preserve">Limitations for this dataset doesn’t include many demographic fields, including race, which could be used to see which diseases are more prevalent for whom. </w:t>
-      </w:r>
-      <w:r>
-        <w:rPr>
-          <w:rFonts w:ascii="Arial" w:hAnsi="Arial" w:cs="Arial"/>
-          <w:sz w:val="22"/>
-          <w:szCs w:val="22"/>
-          <w:lang w:val="en-US"/>
-        </w:rPr>
-        <w:t xml:space="preserve">The second is that this dataset is from a single institution, so the dataset would not do well with generalizability. </w:t>
+    </w:p>
+    <w:p>
+      <w:pPr>
+        <w:pStyle w:val="ListParagraph"/>
+        <w:spacing w:line="240" w:lineRule="auto"/>
+        <w:ind w:left="360"/>
+        <w:rPr>
+          <w:rFonts w:ascii="Arial" w:hAnsi="Arial" w:cs="Arial"/>
+          <w:sz w:val="22"/>
+          <w:szCs w:val="22"/>
+          <w:lang w:val="en-US"/>
+        </w:rPr>
+      </w:pPr>
+      <w:r>
+        <w:rPr>
+          <w:rFonts w:ascii="Arial" w:hAnsi="Arial" w:cs="Arial"/>
+          <w:sz w:val="22"/>
+          <w:szCs w:val="22"/>
+          <w:lang w:val="en-US"/>
+        </w:rPr>
+        <w:t>Limitations for this dataset</w:t>
+      </w:r>
+      <w:r>
+        <w:rPr>
+          <w:rFonts w:ascii="Arial" w:hAnsi="Arial" w:cs="Arial"/>
+          <w:sz w:val="22"/>
+          <w:szCs w:val="22"/>
+          <w:lang w:val="en-US"/>
+        </w:rPr>
+        <w:t xml:space="preserve"> is that it</w:t>
+      </w:r>
+      <w:r>
+        <w:rPr>
+          <w:rFonts w:ascii="Arial" w:hAnsi="Arial" w:cs="Arial"/>
+          <w:sz w:val="22"/>
+          <w:szCs w:val="22"/>
+          <w:lang w:val="en-US"/>
+        </w:rPr>
+        <w:t xml:space="preserve"> doesn’t include many demographic fields, including race, which could be used to see which diseases are more prevalent for </w:t>
+      </w:r>
+      <w:r>
+        <w:rPr>
+          <w:rFonts w:ascii="Arial" w:hAnsi="Arial" w:cs="Arial"/>
+          <w:sz w:val="22"/>
+          <w:szCs w:val="22"/>
+          <w:lang w:val="en-US"/>
+        </w:rPr>
+        <w:t>which group of people</w:t>
+      </w:r>
+      <w:r>
+        <w:rPr>
+          <w:rFonts w:ascii="Arial" w:hAnsi="Arial" w:cs="Arial"/>
+          <w:sz w:val="22"/>
+          <w:szCs w:val="22"/>
+          <w:lang w:val="en-US"/>
+        </w:rPr>
+        <w:t xml:space="preserve">. </w:t>
+      </w:r>
+      <w:r>
+        <w:rPr>
+          <w:rFonts w:ascii="Arial" w:hAnsi="Arial" w:cs="Arial"/>
+          <w:sz w:val="22"/>
+          <w:szCs w:val="22"/>
+          <w:lang w:val="en-US"/>
+        </w:rPr>
+        <w:t>The second is that this dataset is from a single institution, so the dataset would not do well with generalizability.</w:t>
       </w:r>
     </w:p>
     <w:p>
@@ -2882,7 +3094,6 @@
           <w:docPart w:val="DefaultPlaceholder_-1854013440"/>
         </w:placeholder>
       </w:sdtPr>
-      <w:sdtEndPr/>
       <w:sdtContent>
         <w:p>
           <w:pPr>
@@ -3986,8 +4197,8 @@
   <w:abstractNum w:abstractNumId="0" w15:restartNumberingAfterBreak="0">
     <w:nsid w:val="1ABC5F34"/>
     <w:multiLevelType w:val="hybridMultilevel"/>
-    <w:tmpl w:val="7C2E7E7A"/>
-    <w:lvl w:ilvl="0" w:tplc="1C09000F">
+    <w:tmpl w:val="CE424E06"/>
+    <w:lvl w:ilvl="0" w:tplc="BB229DC0">
       <w:start w:val="1"/>
       <w:numFmt w:val="decimal"/>
       <w:lvlText w:val="%1."/>
@@ -3997,6 +4208,8 @@
       </w:pPr>
       <w:rPr>
         <w:rFonts w:hint="default"/>
+        <w:b/>
+        <w:bCs/>
       </w:rPr>
     </w:lvl>
     <w:lvl w:ilvl="1" w:tplc="1C090019" w:tentative="1">
@@ -5368,6 +5581,8 @@
   </w:compat>
   <w:rsids>
     <w:rsidRoot w:val="009A76AC"/>
+    <w:rsid w:val="004433D0"/>
+    <w:rsid w:val="00480230"/>
     <w:rsid w:val="008D14F5"/>
     <w:rsid w:val="00916BFA"/>
     <w:rsid w:val="009A76AC"/>
